--- a/3year/5semester/DBMS/lab4/lab4_отчёт.docx
+++ b/3year/5semester/DBMS/lab4/lab4_отчёт.docx
@@ -1,6 +1,6 @@
 
 <file path=word/document.xml><?xml version="1.0" encoding="utf-8"?>
-<w:document xmlns:wpc="http://schemas.microsoft.com/office/word/2010/wordprocessingCanvas" xmlns:cx="http://schemas.microsoft.com/office/drawing/2014/chartex" xmlns:mc="http://schemas.openxmlformats.org/markup-compatibility/2006" xmlns:o="urn:schemas-microsoft-com:office:office" xmlns:r="http://schemas.openxmlformats.org/officeDocument/2006/relationships" xmlns:m="http://schemas.openxmlformats.org/officeDocument/2006/math" xmlns:v="urn:schemas-microsoft-com:vml" xmlns:wp14="http://schemas.microsoft.com/office/word/2010/wordprocessingDrawing" xmlns:wp="http://schemas.openxmlformats.org/drawingml/2006/wordprocessingDrawing" xmlns:w10="urn:schemas-microsoft-com:office:word" xmlns:w="http://schemas.openxmlformats.org/wordprocessingml/2006/main" xmlns:w14="http://schemas.microsoft.com/office/word/2010/wordml" xmlns:w15="http://schemas.microsoft.com/office/word/2012/wordml" xmlns:w16se="http://schemas.microsoft.com/office/word/2015/wordml/symex" xmlns:wpg="http://schemas.microsoft.com/office/word/2010/wordprocessingGroup" xmlns:wpi="http://schemas.microsoft.com/office/word/2010/wordprocessingInk" xmlns:wne="http://schemas.microsoft.com/office/word/2006/wordml" xmlns:wps="http://schemas.microsoft.com/office/word/2010/wordprocessingShape" mc:Ignorable="w14 w15 w16se wp14">
+<w:document xmlns:wpc="http://schemas.microsoft.com/office/word/2010/wordprocessingCanvas" xmlns:cx="http://schemas.microsoft.com/office/drawing/2014/chartex" xmlns:cx1="http://schemas.microsoft.com/office/drawing/2015/9/8/chartex" xmlns:cx2="http://schemas.microsoft.com/office/drawing/2015/10/21/chartex" xmlns:cx3="http://schemas.microsoft.com/office/drawing/2016/5/9/chartex" xmlns:cx4="http://schemas.microsoft.com/office/drawing/2016/5/10/chartex" xmlns:cx5="http://schemas.microsoft.com/office/drawing/2016/5/11/chartex" xmlns:cx6="http://schemas.microsoft.com/office/drawing/2016/5/12/chartex" xmlns:cx7="http://schemas.microsoft.com/office/drawing/2016/5/13/chartex" xmlns:cx8="http://schemas.microsoft.com/office/drawing/2016/5/14/chartex" xmlns:mc="http://schemas.openxmlformats.org/markup-compatibility/2006" xmlns:aink="http://schemas.microsoft.com/office/drawing/2016/ink" xmlns:am3d="http://schemas.microsoft.com/office/drawing/2017/model3d" xmlns:o="urn:schemas-microsoft-com:office:office" xmlns:oel="http://schemas.microsoft.com/office/2019/extlst" xmlns:r="http://schemas.openxmlformats.org/officeDocument/2006/relationships" xmlns:m="http://schemas.openxmlformats.org/officeDocument/2006/math" xmlns:v="urn:schemas-microsoft-com:vml" xmlns:wp14="http://schemas.microsoft.com/office/word/2010/wordprocessingDrawing" xmlns:wp="http://schemas.openxmlformats.org/drawingml/2006/wordprocessingDrawing" xmlns:w10="urn:schemas-microsoft-com:office:word" xmlns:w="http://schemas.openxmlformats.org/wordprocessingml/2006/main" xmlns:w14="http://schemas.microsoft.com/office/word/2010/wordml" xmlns:w15="http://schemas.microsoft.com/office/word/2012/wordml" xmlns:w16cex="http://schemas.microsoft.com/office/word/2018/wordml/cex" xmlns:w16cid="http://schemas.microsoft.com/office/word/2016/wordml/cid" xmlns:w16="http://schemas.microsoft.com/office/word/2018/wordml" xmlns:w16du="http://schemas.microsoft.com/office/word/2023/wordml/word16du" xmlns:w16sdtdh="http://schemas.microsoft.com/office/word/2020/wordml/sdtdatahash" xmlns:w16sdtfl="http://schemas.microsoft.com/office/word/2024/wordml/sdtformatlock" xmlns:w16se="http://schemas.microsoft.com/office/word/2015/wordml/symex" xmlns:wpg="http://schemas.microsoft.com/office/word/2010/wordprocessingGroup" xmlns:wpi="http://schemas.microsoft.com/office/word/2010/wordprocessingInk" xmlns:wne="http://schemas.microsoft.com/office/word/2006/wordml" xmlns:wps="http://schemas.microsoft.com/office/word/2010/wordprocessingShape" mc:Ignorable="w14 w15 w16se w16cid w16 w16cex w16sdtdh w16sdtfl w16du wp14">
   <w:body>
     <w:p>
       <w:pPr>
@@ -950,12 +950,13 @@
       <w:r>
         <w:rPr>
           <w:rFonts w:ascii="Times New Roman" w:hAnsi="Times New Roman" w:cs="Times New Roman"/>
+          <w:noProof/>
           <w:sz w:val="28"/>
           <w:szCs w:val="28"/>
           <w:lang w:val="en-US"/>
         </w:rPr>
         <w:drawing>
-          <wp:inline distT="0" distB="0" distL="0" distR="0" wp14:anchorId="58DD98A4" wp14:editId="3BB76223">
+          <wp:inline distT="0" distB="0" distL="0" distR="0" wp14:anchorId="73F14AA5" wp14:editId="0AC98478">
             <wp:extent cx="4412607" cy="3240000"/>
             <wp:effectExtent l="0" t="0" r="7620" b="0"/>
             <wp:docPr id="1" name="Рисунок 1"/>
@@ -1042,12 +1043,13 @@
       <w:r>
         <w:rPr>
           <w:rFonts w:ascii="Times New Roman" w:hAnsi="Times New Roman" w:cs="Times New Roman"/>
+          <w:noProof/>
           <w:sz w:val="28"/>
           <w:szCs w:val="28"/>
         </w:rPr>
         <w:lastRenderedPageBreak/>
         <w:drawing>
-          <wp:inline distT="0" distB="0" distL="0" distR="0" wp14:anchorId="3C4697F8" wp14:editId="19192A12">
+          <wp:inline distT="0" distB="0" distL="0" distR="0" wp14:anchorId="6FEBB20D" wp14:editId="401AA159">
             <wp:extent cx="4408756" cy="3240000"/>
             <wp:effectExtent l="0" t="0" r="0" b="0"/>
             <wp:docPr id="2" name="Рисунок 2"/>
@@ -1145,11 +1147,12 @@
       <w:r>
         <w:rPr>
           <w:rFonts w:ascii="Times New Roman" w:hAnsi="Times New Roman" w:cs="Times New Roman"/>
+          <w:noProof/>
           <w:sz w:val="28"/>
           <w:szCs w:val="28"/>
         </w:rPr>
         <w:drawing>
-          <wp:inline distT="0" distB="0" distL="0" distR="0" wp14:anchorId="73836A6C" wp14:editId="1BDD78FE">
+          <wp:inline distT="0" distB="0" distL="0" distR="0" wp14:anchorId="58AC9A4A" wp14:editId="70A7E33E">
             <wp:extent cx="4436505" cy="3240000"/>
             <wp:effectExtent l="0" t="0" r="2540" b="0"/>
             <wp:docPr id="3" name="Рисунок 3"/>
@@ -1236,12 +1239,13 @@
       <w:r>
         <w:rPr>
           <w:rFonts w:ascii="Times New Roman" w:hAnsi="Times New Roman" w:cs="Times New Roman"/>
+          <w:noProof/>
           <w:sz w:val="28"/>
           <w:szCs w:val="28"/>
         </w:rPr>
         <w:lastRenderedPageBreak/>
         <w:drawing>
-          <wp:inline distT="0" distB="0" distL="0" distR="0" wp14:anchorId="7E5C296E" wp14:editId="50E4BC39">
+          <wp:inline distT="0" distB="0" distL="0" distR="0" wp14:anchorId="73C5C3F9" wp14:editId="04FC0A71">
             <wp:extent cx="4424201" cy="3240000"/>
             <wp:effectExtent l="0" t="0" r="0" b="0"/>
             <wp:docPr id="9" name="Рисунок 9"/>
@@ -1342,11 +1346,12 @@
       <w:r>
         <w:rPr>
           <w:rFonts w:ascii="Times New Roman" w:hAnsi="Times New Roman" w:cs="Times New Roman"/>
+          <w:noProof/>
           <w:sz w:val="28"/>
           <w:szCs w:val="28"/>
         </w:rPr>
         <w:drawing>
-          <wp:inline distT="0" distB="0" distL="0" distR="0" wp14:anchorId="0931ACA4" wp14:editId="069ECF31">
+          <wp:inline distT="0" distB="0" distL="0" distR="0" wp14:anchorId="54294294" wp14:editId="4DEC0414">
             <wp:extent cx="4417753" cy="3240000"/>
             <wp:effectExtent l="0" t="0" r="1905" b="0"/>
             <wp:docPr id="14" name="Рисунок 14"/>
@@ -1398,15 +1403,7 @@
           <w:sz w:val="28"/>
           <w:szCs w:val="28"/>
         </w:rPr>
-        <w:t>Рисунок 5</w:t>
-      </w:r>
-      <w:r>
-        <w:rPr>
-          <w:rFonts w:ascii="Times New Roman" w:hAnsi="Times New Roman" w:cs="Times New Roman"/>
-          <w:sz w:val="28"/>
-          <w:szCs w:val="28"/>
-        </w:rPr>
-        <w:t>.</w:t>
+        <w:t>Рисунок 5.</w:t>
       </w:r>
       <w:r>
         <w:rPr>
@@ -1460,12 +1457,13 @@
       <w:r>
         <w:rPr>
           <w:rFonts w:ascii="Times New Roman" w:hAnsi="Times New Roman" w:cs="Times New Roman"/>
+          <w:noProof/>
           <w:sz w:val="28"/>
           <w:szCs w:val="28"/>
         </w:rPr>
         <w:lastRenderedPageBreak/>
         <w:drawing>
-          <wp:inline distT="0" distB="0" distL="0" distR="0" wp14:anchorId="7D15C5B6" wp14:editId="32C70C1F">
+          <wp:inline distT="0" distB="0" distL="0" distR="0" wp14:anchorId="726544B6" wp14:editId="3209E4F7">
             <wp:extent cx="4417753" cy="3240000"/>
             <wp:effectExtent l="0" t="0" r="1905" b="0"/>
             <wp:docPr id="18" name="Рисунок 18"/>
@@ -1517,23 +1515,7 @@
           <w:sz w:val="28"/>
           <w:szCs w:val="28"/>
         </w:rPr>
-        <w:t xml:space="preserve">Рисунок </w:t>
-      </w:r>
-      <w:r>
-        <w:rPr>
-          <w:rFonts w:ascii="Times New Roman" w:hAnsi="Times New Roman" w:cs="Times New Roman"/>
-          <w:sz w:val="28"/>
-          <w:szCs w:val="28"/>
-        </w:rPr>
-        <w:t>6</w:t>
-      </w:r>
-      <w:r>
-        <w:rPr>
-          <w:rFonts w:ascii="Times New Roman" w:hAnsi="Times New Roman" w:cs="Times New Roman"/>
-          <w:sz w:val="28"/>
-          <w:szCs w:val="28"/>
-        </w:rPr>
-        <w:t>.</w:t>
+        <w:t>Рисунок 6.</w:t>
       </w:r>
       <w:r>
         <w:t xml:space="preserve"> </w:t>
@@ -1582,11 +1564,12 @@
       <w:r>
         <w:rPr>
           <w:rFonts w:ascii="Times New Roman" w:hAnsi="Times New Roman" w:cs="Times New Roman"/>
+          <w:noProof/>
           <w:sz w:val="28"/>
           <w:szCs w:val="28"/>
         </w:rPr>
         <w:drawing>
-          <wp:inline distT="0" distB="0" distL="0" distR="0" wp14:anchorId="3C8BA685" wp14:editId="68913E95">
+          <wp:inline distT="0" distB="0" distL="0" distR="0" wp14:anchorId="40A1B278" wp14:editId="16487E29">
             <wp:extent cx="4439754" cy="3240000"/>
             <wp:effectExtent l="0" t="0" r="0" b="0"/>
             <wp:docPr id="21" name="Рисунок 21"/>
@@ -1638,23 +1621,7 @@
           <w:sz w:val="28"/>
           <w:szCs w:val="28"/>
         </w:rPr>
-        <w:t xml:space="preserve">Рисунок </w:t>
-      </w:r>
-      <w:r>
-        <w:rPr>
-          <w:rFonts w:ascii="Times New Roman" w:hAnsi="Times New Roman" w:cs="Times New Roman"/>
-          <w:sz w:val="28"/>
-          <w:szCs w:val="28"/>
-        </w:rPr>
-        <w:t>7</w:t>
-      </w:r>
-      <w:r>
-        <w:rPr>
-          <w:rFonts w:ascii="Times New Roman" w:hAnsi="Times New Roman" w:cs="Times New Roman"/>
-          <w:sz w:val="28"/>
-          <w:szCs w:val="28"/>
-        </w:rPr>
-        <w:t>.</w:t>
+        <w:t>Рисунок 7.</w:t>
       </w:r>
       <w:r>
         <w:t xml:space="preserve"> </w:t>
@@ -1692,12 +1659,13 @@
       <w:r>
         <w:rPr>
           <w:rFonts w:ascii="Times New Roman" w:hAnsi="Times New Roman" w:cs="Times New Roman"/>
+          <w:noProof/>
           <w:sz w:val="28"/>
           <w:szCs w:val="28"/>
         </w:rPr>
         <w:lastRenderedPageBreak/>
         <w:drawing>
-          <wp:inline distT="0" distB="0" distL="0" distR="0" wp14:anchorId="347F6BBB" wp14:editId="4D005205">
+          <wp:inline distT="0" distB="0" distL="0" distR="0" wp14:anchorId="761CB931" wp14:editId="46F985E3">
             <wp:extent cx="4401714" cy="3240000"/>
             <wp:effectExtent l="0" t="0" r="0" b="0"/>
             <wp:docPr id="24" name="Рисунок 24"/>
@@ -1749,23 +1717,7 @@
           <w:sz w:val="28"/>
           <w:szCs w:val="28"/>
         </w:rPr>
-        <w:t xml:space="preserve">Рисунок </w:t>
-      </w:r>
-      <w:r>
-        <w:rPr>
-          <w:rFonts w:ascii="Times New Roman" w:hAnsi="Times New Roman" w:cs="Times New Roman"/>
-          <w:sz w:val="28"/>
-          <w:szCs w:val="28"/>
-        </w:rPr>
-        <w:t>8</w:t>
-      </w:r>
-      <w:r>
-        <w:rPr>
-          <w:rFonts w:ascii="Times New Roman" w:hAnsi="Times New Roman" w:cs="Times New Roman"/>
-          <w:sz w:val="28"/>
-          <w:szCs w:val="28"/>
-        </w:rPr>
-        <w:t>.</w:t>
+        <w:t>Рисунок 8.</w:t>
       </w:r>
       <w:r>
         <w:t xml:space="preserve"> </w:t>
@@ -1803,11 +1755,12 @@
       <w:r>
         <w:rPr>
           <w:rFonts w:ascii="Times New Roman" w:hAnsi="Times New Roman" w:cs="Times New Roman"/>
+          <w:noProof/>
           <w:sz w:val="28"/>
           <w:szCs w:val="28"/>
         </w:rPr>
         <w:drawing>
-          <wp:inline distT="0" distB="0" distL="0" distR="0" wp14:anchorId="07B871F6" wp14:editId="3BEC1193">
+          <wp:inline distT="0" distB="0" distL="0" distR="0" wp14:anchorId="6D921D52" wp14:editId="197BB40C">
             <wp:extent cx="4421619" cy="3240000"/>
             <wp:effectExtent l="0" t="0" r="0" b="0"/>
             <wp:docPr id="26" name="Рисунок 26"/>
@@ -1859,23 +1812,7 @@
           <w:sz w:val="28"/>
           <w:szCs w:val="28"/>
         </w:rPr>
-        <w:t xml:space="preserve">Рисунок </w:t>
-      </w:r>
-      <w:r>
-        <w:rPr>
-          <w:rFonts w:ascii="Times New Roman" w:hAnsi="Times New Roman" w:cs="Times New Roman"/>
-          <w:sz w:val="28"/>
-          <w:szCs w:val="28"/>
-        </w:rPr>
-        <w:t>9</w:t>
-      </w:r>
-      <w:r>
-        <w:rPr>
-          <w:rFonts w:ascii="Times New Roman" w:hAnsi="Times New Roman" w:cs="Times New Roman"/>
-          <w:sz w:val="28"/>
-          <w:szCs w:val="28"/>
-        </w:rPr>
-        <w:t>.</w:t>
+        <w:t>Рисунок 9.</w:t>
       </w:r>
       <w:r>
         <w:t xml:space="preserve"> </w:t>
@@ -1921,12 +1858,13 @@
       <w:r>
         <w:rPr>
           <w:rFonts w:ascii="Times New Roman" w:hAnsi="Times New Roman" w:cs="Times New Roman"/>
+          <w:noProof/>
           <w:sz w:val="28"/>
           <w:szCs w:val="28"/>
         </w:rPr>
         <w:lastRenderedPageBreak/>
         <w:drawing>
-          <wp:inline distT="0" distB="0" distL="0" distR="0" wp14:anchorId="56C6650A" wp14:editId="4CDF31EB">
+          <wp:inline distT="0" distB="0" distL="0" distR="0" wp14:anchorId="39B70182" wp14:editId="3CC1A734">
             <wp:extent cx="4413893" cy="3240000"/>
             <wp:effectExtent l="0" t="0" r="5715" b="0"/>
             <wp:docPr id="27" name="Рисунок 27"/>
@@ -1978,23 +1916,7 @@
           <w:sz w:val="28"/>
           <w:szCs w:val="28"/>
         </w:rPr>
-        <w:t xml:space="preserve">Рисунок </w:t>
-      </w:r>
-      <w:r>
-        <w:rPr>
-          <w:rFonts w:ascii="Times New Roman" w:hAnsi="Times New Roman" w:cs="Times New Roman"/>
-          <w:sz w:val="28"/>
-          <w:szCs w:val="28"/>
-        </w:rPr>
-        <w:t>10</w:t>
-      </w:r>
-      <w:r>
-        <w:rPr>
-          <w:rFonts w:ascii="Times New Roman" w:hAnsi="Times New Roman" w:cs="Times New Roman"/>
-          <w:sz w:val="28"/>
-          <w:szCs w:val="28"/>
-        </w:rPr>
-        <w:t>.</w:t>
+        <w:t>Рисунок 10.</w:t>
       </w:r>
       <w:r>
         <w:t xml:space="preserve"> </w:t>
@@ -2032,11 +1954,12 @@
       <w:r>
         <w:rPr>
           <w:rFonts w:ascii="Times New Roman" w:hAnsi="Times New Roman" w:cs="Times New Roman"/>
+          <w:noProof/>
           <w:sz w:val="28"/>
           <w:szCs w:val="28"/>
         </w:rPr>
         <w:drawing>
-          <wp:inline distT="0" distB="0" distL="0" distR="0" wp14:anchorId="6CDA6C7B" wp14:editId="5F4568E6">
+          <wp:inline distT="0" distB="0" distL="0" distR="0" wp14:anchorId="6C383A99" wp14:editId="442CEF13">
             <wp:extent cx="4439754" cy="3240000"/>
             <wp:effectExtent l="0" t="0" r="0" b="0"/>
             <wp:docPr id="28" name="Рисунок 28"/>
@@ -2088,23 +2011,7 @@
           <w:sz w:val="28"/>
           <w:szCs w:val="28"/>
         </w:rPr>
-        <w:t xml:space="preserve">Рисунок </w:t>
-      </w:r>
-      <w:r>
-        <w:rPr>
-          <w:rFonts w:ascii="Times New Roman" w:hAnsi="Times New Roman" w:cs="Times New Roman"/>
-          <w:sz w:val="28"/>
-          <w:szCs w:val="28"/>
-        </w:rPr>
-        <w:t>11</w:t>
-      </w:r>
-      <w:r>
-        <w:rPr>
-          <w:rFonts w:ascii="Times New Roman" w:hAnsi="Times New Roman" w:cs="Times New Roman"/>
-          <w:sz w:val="28"/>
-          <w:szCs w:val="28"/>
-        </w:rPr>
-        <w:t>.</w:t>
+        <w:t>Рисунок 11.</w:t>
       </w:r>
       <w:r>
         <w:t xml:space="preserve"> </w:t>
@@ -2142,12 +2049,13 @@
       <w:r>
         <w:rPr>
           <w:rFonts w:ascii="Times New Roman" w:hAnsi="Times New Roman" w:cs="Times New Roman"/>
+          <w:noProof/>
           <w:sz w:val="28"/>
           <w:szCs w:val="28"/>
         </w:rPr>
         <w:lastRenderedPageBreak/>
         <w:drawing>
-          <wp:inline distT="0" distB="0" distL="0" distR="0" wp14:anchorId="5E2711A2" wp14:editId="60E180C6">
+          <wp:inline distT="0" distB="0" distL="0" distR="0" wp14:anchorId="0ADC9089" wp14:editId="4AA18912">
             <wp:extent cx="4417753" cy="3240000"/>
             <wp:effectExtent l="0" t="0" r="1905" b="0"/>
             <wp:docPr id="29" name="Рисунок 29"/>
@@ -2199,23 +2107,7 @@
           <w:sz w:val="28"/>
           <w:szCs w:val="28"/>
         </w:rPr>
-        <w:t xml:space="preserve">Рисунок </w:t>
-      </w:r>
-      <w:r>
-        <w:rPr>
-          <w:rFonts w:ascii="Times New Roman" w:hAnsi="Times New Roman" w:cs="Times New Roman"/>
-          <w:sz w:val="28"/>
-          <w:szCs w:val="28"/>
-        </w:rPr>
-        <w:t>12</w:t>
-      </w:r>
-      <w:r>
-        <w:rPr>
-          <w:rFonts w:ascii="Times New Roman" w:hAnsi="Times New Roman" w:cs="Times New Roman"/>
-          <w:sz w:val="28"/>
-          <w:szCs w:val="28"/>
-        </w:rPr>
-        <w:t>.</w:t>
+        <w:t>Рисунок 12.</w:t>
       </w:r>
       <w:r>
         <w:t xml:space="preserve"> </w:t>
@@ -2306,30 +2198,33 @@
           <w:rFonts w:ascii="Times New Roman" w:hAnsi="Times New Roman" w:cs="Times New Roman"/>
           <w:sz w:val="28"/>
           <w:szCs w:val="28"/>
-        </w:rPr>
-      </w:pPr>
-    </w:p>
-    <w:p>
-      <w:pPr>
-        <w:spacing w:after="0" w:line="360" w:lineRule="auto"/>
-        <w:jc w:val="center"/>
-        <w:rPr>
-          <w:rFonts w:ascii="Times New Roman" w:hAnsi="Times New Roman" w:cs="Times New Roman"/>
-          <w:sz w:val="28"/>
-          <w:szCs w:val="28"/>
-        </w:rPr>
-      </w:pPr>
-      <w:r>
-        <w:rPr>
-          <w:rFonts w:ascii="Times New Roman" w:hAnsi="Times New Roman" w:cs="Times New Roman"/>
-          <w:sz w:val="28"/>
-          <w:szCs w:val="28"/>
+          <w:lang w:val="en-US"/>
+        </w:rPr>
+      </w:pPr>
+    </w:p>
+    <w:p>
+      <w:pPr>
+        <w:spacing w:after="0" w:line="360" w:lineRule="auto"/>
+        <w:jc w:val="center"/>
+        <w:rPr>
+          <w:rFonts w:ascii="Times New Roman" w:hAnsi="Times New Roman" w:cs="Times New Roman"/>
+          <w:sz w:val="28"/>
+          <w:szCs w:val="28"/>
+          <w:lang w:val="en-US"/>
+        </w:rPr>
+      </w:pPr>
+      <w:r>
+        <w:rPr>
+          <w:rFonts w:ascii="Times New Roman" w:hAnsi="Times New Roman" w:cs="Times New Roman"/>
+          <w:sz w:val="28"/>
+          <w:szCs w:val="28"/>
+          <w:lang w:val="en-US"/>
         </w:rPr>
         <w:drawing>
-          <wp:inline distT="0" distB="0" distL="0" distR="0" wp14:anchorId="6C1E379E" wp14:editId="311743AC">
-            <wp:extent cx="4422910" cy="3240000"/>
-            <wp:effectExtent l="0" t="0" r="0" b="0"/>
-            <wp:docPr id="30" name="Рисунок 30"/>
+          <wp:inline distT="0" distB="0" distL="0" distR="0" wp14:anchorId="22D50E57" wp14:editId="1234FD98">
+            <wp:extent cx="4413600" cy="2509925"/>
+            <wp:effectExtent l="0" t="0" r="6350" b="5080"/>
+            <wp:docPr id="1900270606" name="Рисунок 1" descr="Изображение выглядит как текст, снимок экрана, программное обеспечение, дисплей&#10;&#10;Содержимое, созданное искусственным интеллектом, может быть неверным."/>
             <wp:cNvGraphicFramePr>
               <a:graphicFrameLocks xmlns:a="http://schemas.openxmlformats.org/drawingml/2006/main" noChangeAspect="1"/>
             </wp:cNvGraphicFramePr>
@@ -2337,7 +2232,7 @@
               <a:graphicData uri="http://schemas.openxmlformats.org/drawingml/2006/picture">
                 <pic:pic xmlns:pic="http://schemas.openxmlformats.org/drawingml/2006/picture">
                   <pic:nvPicPr>
-                    <pic:cNvPr id="1" name=""/>
+                    <pic:cNvPr id="1900270606" name="Рисунок 1" descr="Изображение выглядит как текст, снимок экрана, программное обеспечение, дисплей&#10;&#10;Содержимое, созданное искусственным интеллектом, может быть неверным."/>
                     <pic:cNvPicPr/>
                   </pic:nvPicPr>
                   <pic:blipFill>
@@ -2349,7 +2244,7 @@
                   <pic:spPr>
                     <a:xfrm>
                       <a:off x="0" y="0"/>
-                      <a:ext cx="4422910" cy="3240000"/>
+                      <a:ext cx="4413600" cy="2509925"/>
                     </a:xfrm>
                     <a:prstGeom prst="rect">
                       <a:avLst/>
@@ -2378,23 +2273,7 @@
           <w:sz w:val="28"/>
           <w:szCs w:val="28"/>
         </w:rPr>
-        <w:t xml:space="preserve">Рисунок </w:t>
-      </w:r>
-      <w:r>
-        <w:rPr>
-          <w:rFonts w:ascii="Times New Roman" w:hAnsi="Times New Roman" w:cs="Times New Roman"/>
-          <w:sz w:val="28"/>
-          <w:szCs w:val="28"/>
-        </w:rPr>
-        <w:t>13</w:t>
-      </w:r>
-      <w:r>
-        <w:rPr>
-          <w:rFonts w:ascii="Times New Roman" w:hAnsi="Times New Roman" w:cs="Times New Roman"/>
-          <w:sz w:val="28"/>
-          <w:szCs w:val="28"/>
-        </w:rPr>
-        <w:t>.</w:t>
+        <w:t>Рисунок 13.</w:t>
       </w:r>
       <w:r>
         <w:t xml:space="preserve"> </w:t>
@@ -2432,12 +2311,13 @@
       <w:r>
         <w:rPr>
           <w:rFonts w:ascii="Times New Roman" w:hAnsi="Times New Roman" w:cs="Times New Roman"/>
+          <w:noProof/>
           <w:sz w:val="28"/>
           <w:szCs w:val="28"/>
         </w:rPr>
         <w:lastRenderedPageBreak/>
         <w:drawing>
-          <wp:inline distT="0" distB="0" distL="0" distR="0" wp14:anchorId="7DA3A342" wp14:editId="64960D6F">
+          <wp:inline distT="0" distB="0" distL="0" distR="0" wp14:anchorId="596615F3" wp14:editId="3C64F06E">
             <wp:extent cx="5940425" cy="3239135"/>
             <wp:effectExtent l="0" t="0" r="3175" b="0"/>
             <wp:docPr id="31" name="Рисунок 31"/>
@@ -2489,23 +2369,7 @@
           <w:sz w:val="28"/>
           <w:szCs w:val="28"/>
         </w:rPr>
-        <w:t xml:space="preserve">Рисунок </w:t>
-      </w:r>
-      <w:r>
-        <w:rPr>
-          <w:rFonts w:ascii="Times New Roman" w:hAnsi="Times New Roman" w:cs="Times New Roman"/>
-          <w:sz w:val="28"/>
-          <w:szCs w:val="28"/>
-        </w:rPr>
-        <w:t>14</w:t>
-      </w:r>
-      <w:r>
-        <w:rPr>
-          <w:rFonts w:ascii="Times New Roman" w:hAnsi="Times New Roman" w:cs="Times New Roman"/>
-          <w:sz w:val="28"/>
-          <w:szCs w:val="28"/>
-        </w:rPr>
-        <w:t>.</w:t>
+        <w:t>Рисунок 14.</w:t>
       </w:r>
       <w:r>
         <w:t xml:space="preserve"> </w:t>
@@ -2562,11 +2426,12 @@
       <w:r>
         <w:rPr>
           <w:rFonts w:ascii="Times New Roman" w:hAnsi="Times New Roman" w:cs="Times New Roman"/>
+          <w:noProof/>
           <w:sz w:val="28"/>
           <w:szCs w:val="28"/>
         </w:rPr>
         <w:drawing>
-          <wp:inline distT="0" distB="0" distL="0" distR="0" wp14:anchorId="36AF9348" wp14:editId="683AFEDB">
+          <wp:inline distT="0" distB="0" distL="0" distR="0" wp14:anchorId="07688E0C" wp14:editId="511E0CEB">
             <wp:extent cx="6093727" cy="3240000"/>
             <wp:effectExtent l="0" t="0" r="2540" b="0"/>
             <wp:docPr id="32" name="Рисунок 32"/>
@@ -2618,23 +2483,7 @@
           <w:sz w:val="28"/>
           <w:szCs w:val="28"/>
         </w:rPr>
-        <w:t xml:space="preserve">Рисунок </w:t>
-      </w:r>
-      <w:r>
-        <w:rPr>
-          <w:rFonts w:ascii="Times New Roman" w:hAnsi="Times New Roman" w:cs="Times New Roman"/>
-          <w:sz w:val="28"/>
-          <w:szCs w:val="28"/>
-        </w:rPr>
-        <w:t>15</w:t>
-      </w:r>
-      <w:r>
-        <w:rPr>
-          <w:rFonts w:ascii="Times New Roman" w:hAnsi="Times New Roman" w:cs="Times New Roman"/>
-          <w:sz w:val="28"/>
-          <w:szCs w:val="28"/>
-        </w:rPr>
-        <w:t>.</w:t>
+        <w:t>Рисунок 15.</w:t>
       </w:r>
       <w:r>
         <w:t xml:space="preserve"> </w:t>
@@ -2672,12 +2521,13 @@
       <w:r>
         <w:rPr>
           <w:rFonts w:ascii="Times New Roman" w:hAnsi="Times New Roman" w:cs="Times New Roman"/>
+          <w:noProof/>
           <w:sz w:val="28"/>
           <w:szCs w:val="28"/>
         </w:rPr>
         <w:lastRenderedPageBreak/>
         <w:drawing>
-          <wp:inline distT="0" distB="0" distL="0" distR="0" wp14:anchorId="2A8F51A3" wp14:editId="5D322AEE">
+          <wp:inline distT="0" distB="0" distL="0" distR="0" wp14:anchorId="08E273CF" wp14:editId="728176E8">
             <wp:extent cx="4429373" cy="3240000"/>
             <wp:effectExtent l="0" t="0" r="0" b="0"/>
             <wp:docPr id="33" name="Рисунок 33"/>
@@ -2729,23 +2579,7 @@
           <w:sz w:val="28"/>
           <w:szCs w:val="28"/>
         </w:rPr>
-        <w:t xml:space="preserve">Рисунок </w:t>
-      </w:r>
-      <w:r>
-        <w:rPr>
-          <w:rFonts w:ascii="Times New Roman" w:hAnsi="Times New Roman" w:cs="Times New Roman"/>
-          <w:sz w:val="28"/>
-          <w:szCs w:val="28"/>
-        </w:rPr>
-        <w:t>16</w:t>
-      </w:r>
-      <w:r>
-        <w:rPr>
-          <w:rFonts w:ascii="Times New Roman" w:hAnsi="Times New Roman" w:cs="Times New Roman"/>
-          <w:sz w:val="28"/>
-          <w:szCs w:val="28"/>
-        </w:rPr>
-        <w:t>.</w:t>
+        <w:t>Рисунок 16.</w:t>
       </w:r>
       <w:r>
         <w:t xml:space="preserve"> </w:t>
@@ -2783,11 +2617,12 @@
       <w:r>
         <w:rPr>
           <w:rFonts w:ascii="Times New Roman" w:hAnsi="Times New Roman" w:cs="Times New Roman"/>
+          <w:noProof/>
           <w:sz w:val="28"/>
           <w:szCs w:val="28"/>
         </w:rPr>
         <w:drawing>
-          <wp:inline distT="0" distB="0" distL="0" distR="0" wp14:anchorId="02949AB4" wp14:editId="41217BCD">
+          <wp:inline distT="0" distB="0" distL="0" distR="0" wp14:anchorId="6BBB90A6" wp14:editId="15A91F93">
             <wp:extent cx="4420330" cy="3240000"/>
             <wp:effectExtent l="0" t="0" r="0" b="0"/>
             <wp:docPr id="34" name="Рисунок 34"/>
@@ -2839,23 +2674,7 @@
           <w:sz w:val="28"/>
           <w:szCs w:val="28"/>
         </w:rPr>
-        <w:t xml:space="preserve">Рисунок </w:t>
-      </w:r>
-      <w:r>
-        <w:rPr>
-          <w:rFonts w:ascii="Times New Roman" w:hAnsi="Times New Roman" w:cs="Times New Roman"/>
-          <w:sz w:val="28"/>
-          <w:szCs w:val="28"/>
-        </w:rPr>
-        <w:t>17</w:t>
-      </w:r>
-      <w:r>
-        <w:rPr>
-          <w:rFonts w:ascii="Times New Roman" w:hAnsi="Times New Roman" w:cs="Times New Roman"/>
-          <w:sz w:val="28"/>
-          <w:szCs w:val="28"/>
-        </w:rPr>
-        <w:t>.</w:t>
+        <w:t>Рисунок 17.</w:t>
       </w:r>
       <w:r>
         <w:t xml:space="preserve"> </w:t>
@@ -2893,12 +2712,13 @@
       <w:r>
         <w:rPr>
           <w:rFonts w:ascii="Times New Roman" w:hAnsi="Times New Roman" w:cs="Times New Roman"/>
+          <w:noProof/>
           <w:sz w:val="28"/>
           <w:szCs w:val="28"/>
         </w:rPr>
         <w:lastRenderedPageBreak/>
         <w:drawing>
-          <wp:inline distT="0" distB="0" distL="0" distR="0" wp14:anchorId="28D4D8D2" wp14:editId="50D8C994">
+          <wp:inline distT="0" distB="0" distL="0" distR="0" wp14:anchorId="142D1A34" wp14:editId="21530187">
             <wp:extent cx="6096179" cy="3240000"/>
             <wp:effectExtent l="0" t="0" r="0" b="0"/>
             <wp:docPr id="35" name="Рисунок 35"/>
@@ -2950,23 +2770,7 @@
           <w:sz w:val="28"/>
           <w:szCs w:val="28"/>
         </w:rPr>
-        <w:t xml:space="preserve">Рисунок </w:t>
-      </w:r>
-      <w:r>
-        <w:rPr>
-          <w:rFonts w:ascii="Times New Roman" w:hAnsi="Times New Roman" w:cs="Times New Roman"/>
-          <w:sz w:val="28"/>
-          <w:szCs w:val="28"/>
-        </w:rPr>
-        <w:t>18</w:t>
-      </w:r>
-      <w:r>
-        <w:rPr>
-          <w:rFonts w:ascii="Times New Roman" w:hAnsi="Times New Roman" w:cs="Times New Roman"/>
-          <w:sz w:val="28"/>
-          <w:szCs w:val="28"/>
-        </w:rPr>
-        <w:t>.</w:t>
+        <w:t>Рисунок 18.</w:t>
       </w:r>
       <w:r>
         <w:t xml:space="preserve"> </w:t>
@@ -3004,11 +2808,12 @@
       <w:r>
         <w:rPr>
           <w:rFonts w:ascii="Times New Roman" w:hAnsi="Times New Roman" w:cs="Times New Roman"/>
+          <w:noProof/>
           <w:sz w:val="28"/>
           <w:szCs w:val="28"/>
         </w:rPr>
         <w:drawing>
-          <wp:inline distT="0" distB="0" distL="0" distR="0" wp14:anchorId="41A599AD" wp14:editId="7C55053E">
+          <wp:inline distT="0" distB="0" distL="0" distR="0" wp14:anchorId="086E5A35" wp14:editId="0C8765A5">
             <wp:extent cx="6082721" cy="3240000"/>
             <wp:effectExtent l="0" t="0" r="0" b="0"/>
             <wp:docPr id="36" name="Рисунок 36"/>
@@ -3060,23 +2865,7 @@
           <w:sz w:val="28"/>
           <w:szCs w:val="28"/>
         </w:rPr>
-        <w:t xml:space="preserve">Рисунок </w:t>
-      </w:r>
-      <w:r>
-        <w:rPr>
-          <w:rFonts w:ascii="Times New Roman" w:hAnsi="Times New Roman" w:cs="Times New Roman"/>
-          <w:sz w:val="28"/>
-          <w:szCs w:val="28"/>
-        </w:rPr>
-        <w:t>19</w:t>
-      </w:r>
-      <w:r>
-        <w:rPr>
-          <w:rFonts w:ascii="Times New Roman" w:hAnsi="Times New Roman" w:cs="Times New Roman"/>
-          <w:sz w:val="28"/>
-          <w:szCs w:val="28"/>
-        </w:rPr>
-        <w:t>.</w:t>
+        <w:t>Рисунок 19.</w:t>
       </w:r>
       <w:r>
         <w:t xml:space="preserve"> </w:t>
@@ -3114,12 +2903,13 @@
       <w:r>
         <w:rPr>
           <w:rFonts w:ascii="Times New Roman" w:hAnsi="Times New Roman" w:cs="Times New Roman"/>
+          <w:noProof/>
           <w:sz w:val="28"/>
           <w:szCs w:val="28"/>
         </w:rPr>
         <w:lastRenderedPageBreak/>
         <w:drawing>
-          <wp:inline distT="0" distB="0" distL="0" distR="0" wp14:anchorId="20D07FDC" wp14:editId="68CA16C3">
+          <wp:inline distT="0" distB="0" distL="0" distR="0" wp14:anchorId="41531BDF" wp14:editId="2C6104F1">
             <wp:extent cx="6082721" cy="3240000"/>
             <wp:effectExtent l="0" t="0" r="0" b="0"/>
             <wp:docPr id="37" name="Рисунок 37"/>
@@ -3171,23 +2961,7 @@
           <w:sz w:val="28"/>
           <w:szCs w:val="28"/>
         </w:rPr>
-        <w:t xml:space="preserve">Рисунок </w:t>
-      </w:r>
-      <w:r>
-        <w:rPr>
-          <w:rFonts w:ascii="Times New Roman" w:hAnsi="Times New Roman" w:cs="Times New Roman"/>
-          <w:sz w:val="28"/>
-          <w:szCs w:val="28"/>
-        </w:rPr>
-        <w:t>20</w:t>
-      </w:r>
-      <w:r>
-        <w:rPr>
-          <w:rFonts w:ascii="Times New Roman" w:hAnsi="Times New Roman" w:cs="Times New Roman"/>
-          <w:sz w:val="28"/>
-          <w:szCs w:val="28"/>
-        </w:rPr>
-        <w:t>.</w:t>
+        <w:t>Рисунок 20.</w:t>
       </w:r>
       <w:r>
         <w:t xml:space="preserve"> </w:t>
@@ -3236,11 +3010,12 @@
       <w:r>
         <w:rPr>
           <w:rFonts w:ascii="Times New Roman" w:hAnsi="Times New Roman" w:cs="Times New Roman"/>
+          <w:noProof/>
           <w:sz w:val="28"/>
           <w:szCs w:val="28"/>
         </w:rPr>
         <w:drawing>
-          <wp:inline distT="0" distB="0" distL="0" distR="0" wp14:anchorId="68585EA1" wp14:editId="125C9DB0">
+          <wp:inline distT="0" distB="0" distL="0" distR="0" wp14:anchorId="21075D9B" wp14:editId="329EC4CC">
             <wp:extent cx="4434557" cy="3240000"/>
             <wp:effectExtent l="0" t="0" r="4445" b="0"/>
             <wp:docPr id="38" name="Рисунок 38"/>
@@ -3275,42 +3050,24 @@
           </wp:inline>
         </w:drawing>
       </w:r>
-      <w:bookmarkStart w:id="0" w:name="_GoBack"/>
-      <w:bookmarkEnd w:id="0"/>
-    </w:p>
-    <w:p>
-      <w:pPr>
-        <w:spacing w:after="0" w:line="360" w:lineRule="auto"/>
-        <w:jc w:val="center"/>
-        <w:rPr>
-          <w:rFonts w:ascii="Times New Roman" w:hAnsi="Times New Roman" w:cs="Times New Roman"/>
-          <w:sz w:val="28"/>
-          <w:szCs w:val="28"/>
-        </w:rPr>
-      </w:pPr>
-      <w:r>
-        <w:rPr>
-          <w:rFonts w:ascii="Times New Roman" w:hAnsi="Times New Roman" w:cs="Times New Roman"/>
-          <w:sz w:val="28"/>
-          <w:szCs w:val="28"/>
-        </w:rPr>
-        <w:t xml:space="preserve">Рисунок </w:t>
-      </w:r>
-      <w:r>
-        <w:rPr>
-          <w:rFonts w:ascii="Times New Roman" w:hAnsi="Times New Roman" w:cs="Times New Roman"/>
-          <w:sz w:val="28"/>
-          <w:szCs w:val="28"/>
-        </w:rPr>
-        <w:t>21</w:t>
-      </w:r>
-      <w:r>
-        <w:rPr>
-          <w:rFonts w:ascii="Times New Roman" w:hAnsi="Times New Roman" w:cs="Times New Roman"/>
-          <w:sz w:val="28"/>
-          <w:szCs w:val="28"/>
-        </w:rPr>
-        <w:t>.</w:t>
+    </w:p>
+    <w:p>
+      <w:pPr>
+        <w:spacing w:after="0" w:line="360" w:lineRule="auto"/>
+        <w:jc w:val="center"/>
+        <w:rPr>
+          <w:rFonts w:ascii="Times New Roman" w:hAnsi="Times New Roman" w:cs="Times New Roman"/>
+          <w:sz w:val="28"/>
+          <w:szCs w:val="28"/>
+        </w:rPr>
+      </w:pPr>
+      <w:r>
+        <w:rPr>
+          <w:rFonts w:ascii="Times New Roman" w:hAnsi="Times New Roman" w:cs="Times New Roman"/>
+          <w:sz w:val="28"/>
+          <w:szCs w:val="28"/>
+        </w:rPr>
+        <w:t>Рисунок 21.</w:t>
       </w:r>
       <w:r>
         <w:t xml:space="preserve"> </w:t>
@@ -3545,7 +3302,7 @@
 </file>
 
 <file path=word/numbering.xml><?xml version="1.0" encoding="utf-8"?>
-<w:numbering xmlns:wpc="http://schemas.microsoft.com/office/word/2010/wordprocessingCanvas" xmlns:cx="http://schemas.microsoft.com/office/drawing/2014/chartex" xmlns:mc="http://schemas.openxmlformats.org/markup-compatibility/2006" xmlns:o="urn:schemas-microsoft-com:office:office" xmlns:r="http://schemas.openxmlformats.org/officeDocument/2006/relationships" xmlns:m="http://schemas.openxmlformats.org/officeDocument/2006/math" xmlns:v="urn:schemas-microsoft-com:vml" xmlns:wp14="http://schemas.microsoft.com/office/word/2010/wordprocessingDrawing" xmlns:wp="http://schemas.openxmlformats.org/drawingml/2006/wordprocessingDrawing" xmlns:w10="urn:schemas-microsoft-com:office:word" xmlns:w="http://schemas.openxmlformats.org/wordprocessingml/2006/main" xmlns:w14="http://schemas.microsoft.com/office/word/2010/wordml" xmlns:w15="http://schemas.microsoft.com/office/word/2012/wordml" xmlns:w16se="http://schemas.microsoft.com/office/word/2015/wordml/symex" xmlns:wpg="http://schemas.microsoft.com/office/word/2010/wordprocessingGroup" xmlns:wpi="http://schemas.microsoft.com/office/word/2010/wordprocessingInk" xmlns:wne="http://schemas.microsoft.com/office/word/2006/wordml" xmlns:wps="http://schemas.microsoft.com/office/word/2010/wordprocessingShape" mc:Ignorable="w14 w15 w16se wp14">
+<w:numbering xmlns:wpc="http://schemas.microsoft.com/office/word/2010/wordprocessingCanvas" xmlns:cx="http://schemas.microsoft.com/office/drawing/2014/chartex" xmlns:cx1="http://schemas.microsoft.com/office/drawing/2015/9/8/chartex" xmlns:cx2="http://schemas.microsoft.com/office/drawing/2015/10/21/chartex" xmlns:cx3="http://schemas.microsoft.com/office/drawing/2016/5/9/chartex" xmlns:cx4="http://schemas.microsoft.com/office/drawing/2016/5/10/chartex" xmlns:cx5="http://schemas.microsoft.com/office/drawing/2016/5/11/chartex" xmlns:cx6="http://schemas.microsoft.com/office/drawing/2016/5/12/chartex" xmlns:cx7="http://schemas.microsoft.com/office/drawing/2016/5/13/chartex" xmlns:cx8="http://schemas.microsoft.com/office/drawing/2016/5/14/chartex" xmlns:mc="http://schemas.openxmlformats.org/markup-compatibility/2006" xmlns:aink="http://schemas.microsoft.com/office/drawing/2016/ink" xmlns:am3d="http://schemas.microsoft.com/office/drawing/2017/model3d" xmlns:o="urn:schemas-microsoft-com:office:office" xmlns:oel="http://schemas.microsoft.com/office/2019/extlst" xmlns:r="http://schemas.openxmlformats.org/officeDocument/2006/relationships" xmlns:m="http://schemas.openxmlformats.org/officeDocument/2006/math" xmlns:v="urn:schemas-microsoft-com:vml" xmlns:wp14="http://schemas.microsoft.com/office/word/2010/wordprocessingDrawing" xmlns:wp="http://schemas.openxmlformats.org/drawingml/2006/wordprocessingDrawing" xmlns:w10="urn:schemas-microsoft-com:office:word" xmlns:w="http://schemas.openxmlformats.org/wordprocessingml/2006/main" xmlns:w14="http://schemas.microsoft.com/office/word/2010/wordml" xmlns:w15="http://schemas.microsoft.com/office/word/2012/wordml" xmlns:w16cex="http://schemas.microsoft.com/office/word/2018/wordml/cex" xmlns:w16cid="http://schemas.microsoft.com/office/word/2016/wordml/cid" xmlns:w16="http://schemas.microsoft.com/office/word/2018/wordml" xmlns:w16du="http://schemas.microsoft.com/office/word/2023/wordml/word16du" xmlns:w16sdtdh="http://schemas.microsoft.com/office/word/2020/wordml/sdtdatahash" xmlns:w16sdtfl="http://schemas.microsoft.com/office/word/2024/wordml/sdtformatlock" xmlns:w16se="http://schemas.microsoft.com/office/word/2015/wordml/symex" xmlns:wpg="http://schemas.microsoft.com/office/word/2010/wordprocessingGroup" xmlns:wpi="http://schemas.microsoft.com/office/word/2010/wordprocessingInk" xmlns:wne="http://schemas.microsoft.com/office/word/2006/wordml" xmlns:wps="http://schemas.microsoft.com/office/word/2010/wordprocessingShape" mc:Ignorable="w14 w15 w16se w16cid w16 w16cex w16sdtdh w16sdtfl w16du wp14">
   <w:abstractNum w:abstractNumId="0" w15:restartNumberingAfterBreak="0">
     <w:nsid w:val="27691C2B"/>
     <w:multiLevelType w:val="hybridMultilevel"/>
@@ -3921,20 +3678,20 @@
       </w:rPr>
     </w:lvl>
   </w:abstractNum>
-  <w:num w:numId="1">
+  <w:num w:numId="1" w16cid:durableId="610402952">
     <w:abstractNumId w:val="2"/>
   </w:num>
-  <w:num w:numId="2">
+  <w:num w:numId="2" w16cid:durableId="1729962499">
     <w:abstractNumId w:val="1"/>
   </w:num>
-  <w:num w:numId="3">
+  <w:num w:numId="3" w16cid:durableId="782773325">
     <w:abstractNumId w:val="0"/>
   </w:num>
 </w:numbering>
 </file>
 
 <file path=word/styles.xml><?xml version="1.0" encoding="utf-8"?>
-<w:styles xmlns:mc="http://schemas.openxmlformats.org/markup-compatibility/2006" xmlns:r="http://schemas.openxmlformats.org/officeDocument/2006/relationships" xmlns:w="http://schemas.openxmlformats.org/wordprocessingml/2006/main" xmlns:w14="http://schemas.microsoft.com/office/word/2010/wordml" xmlns:w15="http://schemas.microsoft.com/office/word/2012/wordml" xmlns:w16se="http://schemas.microsoft.com/office/word/2015/wordml/symex" mc:Ignorable="w14 w15 w16se">
+<w:styles xmlns:mc="http://schemas.openxmlformats.org/markup-compatibility/2006" xmlns:r="http://schemas.openxmlformats.org/officeDocument/2006/relationships" xmlns:w="http://schemas.openxmlformats.org/wordprocessingml/2006/main" xmlns:w14="http://schemas.microsoft.com/office/word/2010/wordml" xmlns:w15="http://schemas.microsoft.com/office/word/2012/wordml" xmlns:w16cex="http://schemas.microsoft.com/office/word/2018/wordml/cex" xmlns:w16cid="http://schemas.microsoft.com/office/word/2016/wordml/cid" xmlns:w16="http://schemas.microsoft.com/office/word/2018/wordml" xmlns:w16du="http://schemas.microsoft.com/office/word/2023/wordml/word16du" xmlns:w16sdtdh="http://schemas.microsoft.com/office/word/2020/wordml/sdtdatahash" xmlns:w16sdtfl="http://schemas.microsoft.com/office/word/2024/wordml/sdtformatlock" xmlns:w16se="http://schemas.microsoft.com/office/word/2015/wordml/symex" mc:Ignorable="w14 w15 w16se w16cid w16 w16cex w16sdtdh w16sdtfl w16du">
   <w:docDefaults>
     <w:rPrDefault>
       <w:rPr>
@@ -3950,7 +3707,7 @@
       </w:pPr>
     </w:pPrDefault>
   </w:docDefaults>
-  <w:latentStyles w:defLockedState="0" w:defUIPriority="99" w:defSemiHidden="0" w:defUnhideWhenUsed="0" w:defQFormat="0" w:count="371">
+  <w:latentStyles w:defLockedState="0" w:defUIPriority="99" w:defSemiHidden="0" w:defUnhideWhenUsed="0" w:defQFormat="0" w:count="376">
     <w:lsdException w:name="Normal" w:uiPriority="0" w:qFormat="1"/>
     <w:lsdException w:name="heading 1" w:uiPriority="9" w:qFormat="1"/>
     <w:lsdException w:name="heading 2" w:semiHidden="1" w:uiPriority="9" w:unhideWhenUsed="1" w:qFormat="1"/>
@@ -4322,6 +4079,11 @@
     <w:lsdException w:name="List Table 5 Dark Accent 6" w:uiPriority="50"/>
     <w:lsdException w:name="List Table 6 Colorful Accent 6" w:uiPriority="51"/>
     <w:lsdException w:name="List Table 7 Colorful Accent 6" w:uiPriority="52"/>
+    <w:lsdException w:name="Mention" w:semiHidden="1" w:unhideWhenUsed="1"/>
+    <w:lsdException w:name="Smart Hyperlink" w:semiHidden="1" w:unhideWhenUsed="1"/>
+    <w:lsdException w:name="Hashtag" w:semiHidden="1" w:unhideWhenUsed="1"/>
+    <w:lsdException w:name="Unresolved Mention" w:semiHidden="1" w:unhideWhenUsed="1"/>
+    <w:lsdException w:name="Smart Link" w:semiHidden="1" w:unhideWhenUsed="1"/>
   </w:latentStyles>
   <w:style w:type="paragraph" w:default="1" w:styleId="a">
     <w:name w:val="Normal"/>
